--- a/education/evidencias_abet/INSTRUMENTO_ABET_PROYECTO_CORTE_1_CONEXION_KINOVA.docx
+++ b/education/evidencias_abet/INSTRUMENTO_ABET_PROYECTO_CORTE_1_CONEXION_KINOVA.docx
@@ -8,7 +8,7 @@
         <w:jc w:val="center"/>
       </w:pPr>
       <w:r>
-        <w:t>Instrumento ABET — Proyecto del primer corte: conexión con Kinova Gen3</w:t>
+        <w:t>Plantilla de captura de evidencia y calificación grupal — Proyecto del primer corte: conexión con Kinova Gen3</w:t>
       </w:r>
     </w:p>
     <w:p>
@@ -19,27 +19,7 @@
         </w:pBdr>
       </w:pPr>
       <w:r>
-        <w:rPr>
-          <w:i/>
-          <w:color w:val="404040"/>
-        </w:rPr>
-        <w:t xml:space="preserve">Instrumento de evidencia y calificación asociado a </w:t>
-      </w:r>
-      <w:r>
-        <w:rPr>
-          <w:rFonts w:ascii="Aptos Mono" w:hAnsi="Aptos Mono" w:eastAsia="Aptos Mono"/>
-          <w:i/>
-          <w:color w:val="404040"/>
-          <w:sz w:val="15"/>
-        </w:rPr>
-        <w:t>education/proyectos_evaluables/PROYECTO_CORTE_1_CONEXION_KINOVA.md</w:t>
-      </w:r>
-      <w:r>
-        <w:rPr>
-          <w:i/>
-          <w:color w:val="404040"/>
-        </w:rPr>
-        <w:t>. La especificación técnica define el proyecto; este documento registra exclusivamente las evidencias, el nivel alcanzado y la nota de la entrega final del primer corte.</w:t>
+        <w:t>Plantilla asociada a education/proyectos_evaluables/PROYECTO_CORTE_1_CONEXION_KINOVA.md. La especificación técnica define el proyecto; este documento registra exclusivamente las evidencias, las puntuaciones grupales por criterio y la nota de la entrega final del primer corte. No consolida ni interpreta datos de cohorte.</w:t>
       </w:r>
     </w:p>
     <w:p>
@@ -247,16 +227,8 @@
             </w:tcMar>
           </w:tcPr>
           <w:p>
-            <w:pPr>
-              <w:spacing w:after="0"/>
-            </w:pPr>
             <w:r>
-              <w:rPr>
-                <w:rFonts w:ascii="Arial" w:hAnsi="Arial"/>
-                <w:b/>
-                <w:sz w:val="16"/>
-              </w:rPr>
-              <w:t>Estudiante evaluado / código</w:t>
+              <w:t>Proyecto / package</w:t>
             </w:r>
           </w:p>
         </w:tc>
@@ -272,22 +244,7 @@
             </w:tcMar>
           </w:tcPr>
           <w:p>
-            <w:pPr>
-              <w:spacing w:after="0" w:line="240" w:lineRule="auto"/>
-            </w:pPr>
             <w:r>
-              <w:rPr>
-                <w:rFonts w:ascii="Aptos" w:hAnsi="Aptos"/>
-                <w:sz w:val="14"/>
-              </w:rPr>
-              <w:t xml:space="preserve">Package </w:t>
-            </w:r>
-            <w:r>
-              <w:rPr>
-                <w:rFonts w:ascii="Aptos" w:hAnsi="Aptos" w:eastAsia="Aptos Mono"/>
-                <w:color w:val="9C0006"/>
-                <w:sz w:val="14"/>
-              </w:rPr>
               <w:t>burger_kinova_connection</w:t>
             </w:r>
           </w:p>
@@ -811,16 +768,30 @@
             </w:tcMar>
           </w:tcPr>
           <w:p>
-            <w:pPr>
-              <w:spacing w:after="0"/>
-            </w:pPr>
             <w:r>
-              <w:rPr>
-                <w:rFonts w:ascii="Arial" w:hAnsi="Arial"/>
-                <w:b w:val="0"/>
-                <w:sz w:val="16"/>
-              </w:rPr>
-              <w:t>1.0</w:t>
+              <w:t>1.1</w:t>
+            </w:r>
+          </w:p>
+        </w:tc>
+      </w:tr>
+      <w:tr>
+        <w:tc>
+          <w:tcPr>
+            <w:tcW w:type="dxa" w:w="5256"/>
+          </w:tcPr>
+          <w:p>
+            <w:r>
+              <w:t>Unidad de calificación</w:t>
+            </w:r>
+          </w:p>
+        </w:tc>
+        <w:tc>
+          <w:tcPr>
+            <w:tcW w:type="dxa" w:w="5256"/>
+          </w:tcPr>
+          <w:p>
+            <w:r>
+              <w:t>Equipo; una misma puntuación para todos sus integrantes</w:t>
             </w:r>
           </w:p>
         </w:tc>
@@ -838,11 +809,7 @@
     <w:p>
       <w:pPr/>
       <w:r>
-        <w:rPr>
-          <w:rFonts w:ascii="Arial" w:hAnsi="Arial"/>
-          <w:sz w:val="18"/>
-        </w:rPr>
-        <w:t>Este instrumento produce la Nota Proyecto Corte 1, denominada E₁ en el syllabus, y el resultado desagregado de cada criterio para su captura en Zubatronic/SGDE. E₁ representa el 30% de la nota del primer corte; los niveles por criterio alimentan por separado los reportes RAE/SO.</w:t>
+        <w:t>Esta plantilla produce la Nota Proyecto Corte 1, denominada E₁ en el syllabus, y las puntuaciones grupales desagregadas por criterio para su captura en Zubatronic/SGDE. E₁ representa el 30% de la nota del primer corte. Los códigos RAE/SO clasifican los criterios, pero estos datos grupales no se interpretan como logro individual de cada estudiante ni constituyen por sí solos un análisis ABET.</w:t>
       </w:r>
     </w:p>
     <w:tbl>
@@ -1090,16 +1057,8 @@
             </w:tcMar>
           </w:tcPr>
           <w:p>
-            <w:pPr>
-              <w:spacing w:after="0" w:line="240" w:lineRule="auto"/>
-              <w:jc w:val="center"/>
-            </w:pPr>
             <w:r>
-              <w:rPr>
-                <w:rFonts w:ascii="Aptos" w:hAnsi="Aptos"/>
-                <w:sz w:val="14"/>
-              </w:rPr>
-              <w:t>35%</w:t>
+              <w:t>40%</w:t>
             </w:r>
           </w:p>
         </w:tc>
@@ -1115,16 +1074,8 @@
             </w:tcMar>
           </w:tcPr>
           <w:p>
-            <w:pPr>
-              <w:spacing w:after="0" w:line="240" w:lineRule="auto"/>
-              <w:jc w:val="center"/>
-            </w:pPr>
             <w:r>
-              <w:rPr>
-                <w:rFonts w:ascii="Aptos" w:hAnsi="Aptos"/>
-                <w:sz w:val="14"/>
-              </w:rPr>
-              <w:t>1,75</w:t>
+              <w:t>2,00</w:t>
             </w:r>
           </w:p>
         </w:tc>
@@ -1221,16 +1172,8 @@
             <w:shd w:fill="EAF2F8"/>
           </w:tcPr>
           <w:p>
-            <w:pPr>
-              <w:spacing w:after="0" w:line="240" w:lineRule="auto"/>
-              <w:jc w:val="center"/>
-            </w:pPr>
             <w:r>
-              <w:rPr>
-                <w:rFonts w:ascii="Aptos" w:hAnsi="Aptos"/>
-                <w:sz w:val="14"/>
-              </w:rPr>
-              <w:t>25%</w:t>
+              <w:t>30%</w:t>
             </w:r>
           </w:p>
         </w:tc>
@@ -1247,16 +1190,8 @@
             <w:shd w:fill="EAF2F8"/>
           </w:tcPr>
           <w:p>
-            <w:pPr>
-              <w:spacing w:after="0" w:line="240" w:lineRule="auto"/>
-              <w:jc w:val="center"/>
-            </w:pPr>
             <w:r>
-              <w:rPr>
-                <w:rFonts w:ascii="Aptos" w:hAnsi="Aptos"/>
-                <w:sz w:val="14"/>
-              </w:rPr>
-              <w:t>1,25</w:t>
+              <w:t>1,50</w:t>
             </w:r>
           </w:p>
         </w:tc>
@@ -1536,134 +1471,6 @@
               <w:bottom w:w="32" w:type="dxa"/>
               <w:end w:w="50" w:type="dxa"/>
             </w:tcMar>
-          </w:tcPr>
-          <w:p>
-            <w:pPr>
-              <w:spacing w:after="0" w:line="240" w:lineRule="auto"/>
-            </w:pPr>
-            <w:r>
-              <w:rPr>
-                <w:rFonts w:ascii="Aptos" w:hAnsi="Aptos"/>
-                <w:sz w:val="14"/>
-              </w:rPr>
-              <w:t>C5. Trabajo en equipo y contrato de integración</w:t>
-            </w:r>
-          </w:p>
-        </w:tc>
-        <w:tc>
-          <w:tcPr>
-            <w:tcW w:type="dxa" w:w="2102"/>
-            <w:vAlign w:val="center"/>
-            <w:tcMar>
-              <w:top w:w="32" w:type="dxa"/>
-              <w:start w:w="50" w:type="dxa"/>
-              <w:bottom w:w="32" w:type="dxa"/>
-              <w:end w:w="50" w:type="dxa"/>
-            </w:tcMar>
-          </w:tcPr>
-          <w:p>
-            <w:pPr>
-              <w:spacing w:after="0" w:line="240" w:lineRule="auto"/>
-              <w:jc w:val="center"/>
-            </w:pPr>
-            <w:r>
-              <w:rPr>
-                <w:rFonts w:ascii="Aptos" w:hAnsi="Aptos"/>
-                <w:sz w:val="14"/>
-              </w:rPr>
-              <w:t>5.1</w:t>
-            </w:r>
-          </w:p>
-        </w:tc>
-        <w:tc>
-          <w:tcPr>
-            <w:tcW w:type="dxa" w:w="2102"/>
-            <w:vAlign w:val="center"/>
-            <w:tcMar>
-              <w:top w:w="32" w:type="dxa"/>
-              <w:start w:w="50" w:type="dxa"/>
-              <w:bottom w:w="32" w:type="dxa"/>
-              <w:end w:w="50" w:type="dxa"/>
-            </w:tcMar>
-          </w:tcPr>
-          <w:p>
-            <w:pPr>
-              <w:spacing w:after="0" w:line="240" w:lineRule="auto"/>
-            </w:pPr>
-            <w:r>
-              <w:rPr>
-                <w:rFonts w:ascii="Aptos" w:hAnsi="Aptos"/>
-                <w:sz w:val="14"/>
-              </w:rPr>
-              <w:t>SO5 — Trabajo en equipo</w:t>
-            </w:r>
-          </w:p>
-        </w:tc>
-        <w:tc>
-          <w:tcPr>
-            <w:tcW w:type="dxa" w:w="2102"/>
-            <w:vAlign w:val="center"/>
-            <w:tcMar>
-              <w:top w:w="32" w:type="dxa"/>
-              <w:start w:w="50" w:type="dxa"/>
-              <w:bottom w:w="32" w:type="dxa"/>
-              <w:end w:w="50" w:type="dxa"/>
-            </w:tcMar>
-          </w:tcPr>
-          <w:p>
-            <w:pPr>
-              <w:spacing w:after="0" w:line="240" w:lineRule="auto"/>
-              <w:jc w:val="center"/>
-            </w:pPr>
-            <w:r>
-              <w:rPr>
-                <w:rFonts w:ascii="Aptos" w:hAnsi="Aptos"/>
-                <w:sz w:val="14"/>
-              </w:rPr>
-              <w:t>10%</w:t>
-            </w:r>
-          </w:p>
-        </w:tc>
-        <w:tc>
-          <w:tcPr>
-            <w:tcW w:type="dxa" w:w="2102"/>
-            <w:vAlign w:val="center"/>
-            <w:tcMar>
-              <w:top w:w="32" w:type="dxa"/>
-              <w:start w:w="50" w:type="dxa"/>
-              <w:bottom w:w="32" w:type="dxa"/>
-              <w:end w:w="50" w:type="dxa"/>
-            </w:tcMar>
-          </w:tcPr>
-          <w:p>
-            <w:pPr>
-              <w:spacing w:after="0" w:line="240" w:lineRule="auto"/>
-              <w:jc w:val="center"/>
-            </w:pPr>
-            <w:r>
-              <w:rPr>
-                <w:rFonts w:ascii="Aptos" w:hAnsi="Aptos"/>
-                <w:sz w:val="14"/>
-              </w:rPr>
-              <w:t>0,50</w:t>
-            </w:r>
-          </w:p>
-        </w:tc>
-      </w:tr>
-      <w:tr>
-        <w:trPr>
-          <w:cantSplit/>
-        </w:trPr>
-        <w:tc>
-          <w:tcPr>
-            <w:tcW w:type="dxa" w:w="2102"/>
-            <w:vAlign w:val="center"/>
-            <w:tcMar>
-              <w:top w:w="32" w:type="dxa"/>
-              <w:start w:w="50" w:type="dxa"/>
-              <w:bottom w:w="32" w:type="dxa"/>
-              <w:end w:w="50" w:type="dxa"/>
-            </w:tcMar>
             <w:shd w:fill="EAF2F8"/>
           </w:tcPr>
           <w:p>
@@ -1787,11 +1594,7 @@
         <w:spacing w:after="20"/>
       </w:pPr>
       <w:r>
-        <w:rPr>
-          <w:rFonts w:ascii="Arial" w:hAnsi="Arial"/>
-          <w:sz w:val="18"/>
-        </w:rPr>
-        <w:t>El equipo registra las evidencias E1–E10 antes de la sustentación y se diligencia un registro por estudiante.</w:t>
+        <w:t>El equipo registra las evidencias E1–E10 antes de la sustentación y se diligencia un solo registro por equipo. La puntuación resultante se asigna a todos los integrantes registrados.</w:t>
       </w:r>
     </w:p>
     <w:p>
@@ -1826,11 +1629,7 @@
         <w:spacing w:after="20"/>
       </w:pPr>
       <w:r>
-        <w:rPr>
-          <w:rFonts w:ascii="Arial" w:hAnsi="Arial"/>
-          <w:sz w:val="18"/>
-        </w:rPr>
-        <w:t>Si falta evidencia obligatoria se marca N1 y se registra 0. Zubatronic calcula aporte = valor × peso / 100 y la nota sobre 5,0 es el total sobre 500 dividido entre 100.</w:t>
+        <w:t>Si falta evidencia obligatoria se marca N1 y se registra 0. Una exclusión autorizada o retiro oficial se registra como NA / no evaluado y no se convierte en nota. Zubatronic calcula aporte = valor × peso / 100 y la nota sobre 5,0 es el total sobre 500 dividido entre 100. Esta plantilla no realiza agregación, análisis de cohorte, interpretación de logro ni mejora continua; esas tareas corresponden a un consolidado posterior.</w:t>
       </w:r>
     </w:p>
     <w:tbl>
@@ -3241,15 +3040,8 @@
             <w:shd w:fill="EAF2F8"/>
           </w:tcPr>
           <w:p>
-            <w:pPr>
-              <w:spacing w:after="0" w:line="240" w:lineRule="auto"/>
-            </w:pPr>
             <w:r>
-              <w:rPr>
-                <w:rFonts w:ascii="Aptos" w:hAnsi="Aptos"/>
-                <w:sz w:val="14"/>
-              </w:rPr>
-              <w:t>README, diagrama del grafo, protocolo de seguridad, roles, commits y sustentación reproducible.</w:t>
+              <w:t>README, diagrama del grafo, protocolo de seguridad, registro de integración del equipo y sustentación reproducible.</w:t>
             </w:r>
           </w:p>
         </w:tc>
@@ -3863,7 +3655,7 @@
         <w:keepNext/>
       </w:pPr>
       <w:r>
-        <w:t>C1. Arquitectura e integración funcional con Kortex — 35% — RAE 2.1 / SO2</w:t>
+        <w:t>C1. Arquitectura e integración funcional con Kortex — 40% — RAE 2.1 / SO2</w:t>
       </w:r>
     </w:p>
     <w:tbl>
@@ -4499,7 +4291,7 @@
         <w:keepNext/>
       </w:pPr>
       <w:r>
-        <w:t>C2. Validación experimental y diagnóstico de comunicación — 25% — RAE 6.4 / SO6</w:t>
+        <w:t>C2. Validación experimental y diagnóstico de comunicación — 30% — RAE 6.4 / SO6</w:t>
       </w:r>
     </w:p>
     <w:tbl>
@@ -6367,627 +6159,6 @@
       </w:r>
     </w:p>
     <w:p>
-      <w:pPr>
-        <w:pStyle w:val="Heading2"/>
-        <w:keepNext/>
-      </w:pPr>
-      <w:r>
-        <w:t>C5. Trabajo en equipo y contrato de integración — 10% — RAE 5.1 / SO5</w:t>
-      </w:r>
-    </w:p>
-    <w:tbl>
-      <w:tblPr>
-        <w:tblStyle w:val="TableGrid"/>
-        <w:tblW w:type="auto" w:w="0"/>
-        <w:jc w:val="center"/>
-        <w:tblLayout w:type="autofit"/>
-        <w:tblLook w:firstColumn="1" w:firstRow="1" w:lastColumn="0" w:lastRow="0" w:noHBand="0" w:noVBand="1" w:val="04A0"/>
-      </w:tblPr>
-      <w:tblGrid>
-        <w:gridCol w:w="792"/>
-        <w:gridCol w:w="1512"/>
-        <w:gridCol w:w="8136"/>
-      </w:tblGrid>
-      <w:tr>
-        <w:trPr>
-          <w:cantSplit/>
-          <w:tblHeader w:val="true"/>
-        </w:trPr>
-        <w:tc>
-          <w:tcPr>
-            <w:tcW w:type="dxa" w:w="3504"/>
-            <w:vAlign w:val="center"/>
-            <w:tcMar>
-              <w:top w:w="32" w:type="dxa"/>
-              <w:start w:w="50" w:type="dxa"/>
-              <w:bottom w:w="32" w:type="dxa"/>
-              <w:end w:w="50" w:type="dxa"/>
-            </w:tcMar>
-            <w:shd w:fill="1F4E78"/>
-          </w:tcPr>
-          <w:p>
-            <w:pPr>
-              <w:spacing w:after="0" w:line="240" w:lineRule="auto"/>
-            </w:pPr>
-            <w:r>
-              <w:rPr>
-                <w:rFonts w:ascii="Aptos" w:hAnsi="Aptos"/>
-                <w:b/>
-                <w:color w:val="FFFFFF"/>
-                <w:sz w:val="14"/>
-              </w:rPr>
-              <w:t>Marque</w:t>
-            </w:r>
-          </w:p>
-        </w:tc>
-        <w:tc>
-          <w:tcPr>
-            <w:tcW w:type="dxa" w:w="3504"/>
-            <w:vAlign w:val="center"/>
-            <w:tcMar>
-              <w:top w:w="32" w:type="dxa"/>
-              <w:start w:w="50" w:type="dxa"/>
-              <w:bottom w:w="32" w:type="dxa"/>
-              <w:end w:w="50" w:type="dxa"/>
-            </w:tcMar>
-            <w:shd w:fill="1F4E78"/>
-          </w:tcPr>
-          <w:p>
-            <w:pPr>
-              <w:spacing w:after="0" w:line="240" w:lineRule="auto"/>
-            </w:pPr>
-            <w:r>
-              <w:rPr>
-                <w:rFonts w:ascii="Aptos" w:hAnsi="Aptos"/>
-                <w:b/>
-                <w:color w:val="FFFFFF"/>
-                <w:sz w:val="14"/>
-              </w:rPr>
-              <w:t>Nivel</w:t>
-            </w:r>
-          </w:p>
-        </w:tc>
-        <w:tc>
-          <w:tcPr>
-            <w:tcW w:type="dxa" w:w="3504"/>
-            <w:vAlign w:val="center"/>
-            <w:tcMar>
-              <w:top w:w="32" w:type="dxa"/>
-              <w:start w:w="50" w:type="dxa"/>
-              <w:bottom w:w="32" w:type="dxa"/>
-              <w:end w:w="50" w:type="dxa"/>
-            </w:tcMar>
-            <w:shd w:fill="1F4E78"/>
-          </w:tcPr>
-          <w:p>
-            <w:pPr>
-              <w:spacing w:after="0"/>
-            </w:pPr>
-            <w:r>
-              <w:rPr>
-                <w:rFonts w:ascii="Arial" w:hAnsi="Arial"/>
-                <w:b/>
-                <w:sz w:val="16"/>
-              </w:rPr>
-              <w:t>Evidencia observable del nivel</w:t>
-            </w:r>
-          </w:p>
-        </w:tc>
-      </w:tr>
-      <w:tr>
-        <w:trPr>
-          <w:cantSplit/>
-        </w:trPr>
-        <w:tc>
-          <w:tcPr>
-            <w:tcW w:type="dxa" w:w="3504"/>
-            <w:vAlign w:val="center"/>
-            <w:tcMar>
-              <w:top w:w="32" w:type="dxa"/>
-              <w:start w:w="50" w:type="dxa"/>
-              <w:bottom w:w="32" w:type="dxa"/>
-              <w:end w:w="50" w:type="dxa"/>
-            </w:tcMar>
-          </w:tcPr>
-          <w:p>
-            <w:pPr>
-              <w:spacing w:after="0" w:line="240" w:lineRule="auto"/>
-              <w:jc w:val="center"/>
-            </w:pPr>
-            <w:r>
-              <w:rPr>
-                <w:rFonts w:ascii="Aptos" w:hAnsi="Aptos"/>
-                <w:sz w:val="14"/>
-              </w:rPr>
-            </w:r>
-            <w:sdt>
-              <w:sdtPr>
-                <w:alias w:val="Marcar nivel"/>
-                <w:tag w:val="nivel_25"/>
-                <w:id w:val="-300025"/>
-                <w14:checkbox>
-                  <w14:checked w14:val="0"/>
-                  <w14:checkedState w14:val="2612" w14:font="MS Gothic"/>
-                  <w14:uncheckedState w14:val="2610" w14:font="MS Gothic"/>
-                </w14:checkbox>
-              </w:sdtPr>
-              <w:sdtContent>
-                <w:r>
-                  <w:rPr>
-                    <w:rFonts w:ascii="MS Gothic" w:hAnsi="MS Gothic"/>
-                    <w:sz w:val="22"/>
-                  </w:rPr>
-                  <w:t>☐</w:t>
-                </w:r>
-              </w:sdtContent>
-            </w:sdt>
-          </w:p>
-        </w:tc>
-        <w:tc>
-          <w:tcPr>
-            <w:tcW w:type="dxa" w:w="3504"/>
-            <w:vAlign w:val="center"/>
-            <w:tcMar>
-              <w:top w:w="32" w:type="dxa"/>
-              <w:start w:w="50" w:type="dxa"/>
-              <w:bottom w:w="32" w:type="dxa"/>
-              <w:end w:w="50" w:type="dxa"/>
-            </w:tcMar>
-          </w:tcPr>
-          <w:p>
-            <w:pPr>
-              <w:spacing w:after="0"/>
-            </w:pPr>
-            <w:r>
-              <w:rPr>
-                <w:rFonts w:ascii="Arial" w:hAnsi="Arial"/>
-                <w:b w:val="0"/>
-                <w:sz w:val="16"/>
-              </w:rPr>
-              <w:t>N5 — 475–500</w:t>
-            </w:r>
-          </w:p>
-        </w:tc>
-        <w:tc>
-          <w:tcPr>
-            <w:tcW w:type="dxa" w:w="3504"/>
-            <w:vAlign w:val="center"/>
-            <w:tcMar>
-              <w:top w:w="32" w:type="dxa"/>
-              <w:start w:w="50" w:type="dxa"/>
-              <w:bottom w:w="32" w:type="dxa"/>
-              <w:end w:w="50" w:type="dxa"/>
-            </w:tcMar>
-          </w:tcPr>
-          <w:p>
-            <w:pPr>
-              <w:spacing w:after="0" w:line="240" w:lineRule="auto"/>
-            </w:pPr>
-            <w:r>
-              <w:rPr>
-                <w:rFonts w:ascii="Aptos" w:hAnsi="Aptos"/>
-                <w:sz w:val="14"/>
-              </w:rPr>
-              <w:t>Además de N4, el equipo demuestra revisión cruzada, decisiones técnicas compartidas y resolución documentada de conflictos o fallas de integración.</w:t>
-            </w:r>
-          </w:p>
-        </w:tc>
-      </w:tr>
-      <w:tr>
-        <w:trPr>
-          <w:cantSplit/>
-        </w:trPr>
-        <w:tc>
-          <w:tcPr>
-            <w:tcW w:type="dxa" w:w="3504"/>
-            <w:vAlign w:val="center"/>
-            <w:tcMar>
-              <w:top w:w="32" w:type="dxa"/>
-              <w:start w:w="50" w:type="dxa"/>
-              <w:bottom w:w="32" w:type="dxa"/>
-              <w:end w:w="50" w:type="dxa"/>
-            </w:tcMar>
-            <w:shd w:fill="EAF2F8"/>
-          </w:tcPr>
-          <w:p>
-            <w:pPr>
-              <w:spacing w:after="0" w:line="240" w:lineRule="auto"/>
-              <w:jc w:val="center"/>
-            </w:pPr>
-            <w:r>
-              <w:rPr>
-                <w:rFonts w:ascii="Aptos" w:hAnsi="Aptos"/>
-                <w:sz w:val="14"/>
-              </w:rPr>
-            </w:r>
-            <w:sdt>
-              <w:sdtPr>
-                <w:alias w:val="Marcar nivel"/>
-                <w:tag w:val="nivel_26"/>
-                <w:id w:val="-300026"/>
-                <w14:checkbox>
-                  <w14:checked w14:val="0"/>
-                  <w14:checkedState w14:val="2612" w14:font="MS Gothic"/>
-                  <w14:uncheckedState w14:val="2610" w14:font="MS Gothic"/>
-                </w14:checkbox>
-              </w:sdtPr>
-              <w:sdtContent>
-                <w:r>
-                  <w:rPr>
-                    <w:rFonts w:ascii="MS Gothic" w:hAnsi="MS Gothic"/>
-                    <w:sz w:val="22"/>
-                  </w:rPr>
-                  <w:t>☐</w:t>
-                </w:r>
-              </w:sdtContent>
-            </w:sdt>
-          </w:p>
-        </w:tc>
-        <w:tc>
-          <w:tcPr>
-            <w:tcW w:type="dxa" w:w="3504"/>
-            <w:vAlign w:val="center"/>
-            <w:tcMar>
-              <w:top w:w="32" w:type="dxa"/>
-              <w:start w:w="50" w:type="dxa"/>
-              <w:bottom w:w="32" w:type="dxa"/>
-              <w:end w:w="50" w:type="dxa"/>
-            </w:tcMar>
-            <w:shd w:fill="EAF2F8"/>
-          </w:tcPr>
-          <w:p>
-            <w:pPr>
-              <w:spacing w:after="0"/>
-            </w:pPr>
-            <w:r>
-              <w:rPr>
-                <w:rFonts w:ascii="Arial" w:hAnsi="Arial"/>
-                <w:b w:val="0"/>
-                <w:sz w:val="16"/>
-              </w:rPr>
-              <w:t>N4 — 400–474</w:t>
-            </w:r>
-          </w:p>
-        </w:tc>
-        <w:tc>
-          <w:tcPr>
-            <w:tcW w:type="dxa" w:w="3504"/>
-            <w:vAlign w:val="center"/>
-            <w:tcMar>
-              <w:top w:w="32" w:type="dxa"/>
-              <w:start w:w="50" w:type="dxa"/>
-              <w:bottom w:w="32" w:type="dxa"/>
-              <w:end w:w="50" w:type="dxa"/>
-            </w:tcMar>
-            <w:shd w:fill="EAF2F8"/>
-          </w:tcPr>
-          <w:p>
-            <w:pPr>
-              <w:spacing w:after="0" w:line="240" w:lineRule="auto"/>
-            </w:pPr>
-            <w:r>
-              <w:rPr>
-                <w:rFonts w:ascii="Aptos" w:hAnsi="Aptos"/>
-                <w:sz w:val="14"/>
-              </w:rPr>
-              <w:t>Además de N3, los commits y revisiones muestran contribuciones equilibradas; las interfaces se acordaron antes de integrar y se respetaron durante las pruebas.</w:t>
-            </w:r>
-          </w:p>
-        </w:tc>
-      </w:tr>
-      <w:tr>
-        <w:trPr>
-          <w:cantSplit/>
-        </w:trPr>
-        <w:tc>
-          <w:tcPr>
-            <w:tcW w:type="dxa" w:w="3504"/>
-            <w:vAlign w:val="center"/>
-            <w:tcMar>
-              <w:top w:w="32" w:type="dxa"/>
-              <w:start w:w="50" w:type="dxa"/>
-              <w:bottom w:w="32" w:type="dxa"/>
-              <w:end w:w="50" w:type="dxa"/>
-            </w:tcMar>
-          </w:tcPr>
-          <w:p>
-            <w:pPr>
-              <w:spacing w:after="0" w:line="240" w:lineRule="auto"/>
-              <w:jc w:val="center"/>
-            </w:pPr>
-            <w:r>
-              <w:rPr>
-                <w:rFonts w:ascii="Aptos" w:hAnsi="Aptos"/>
-                <w:sz w:val="14"/>
-              </w:rPr>
-            </w:r>
-            <w:sdt>
-              <w:sdtPr>
-                <w:alias w:val="Marcar nivel"/>
-                <w:tag w:val="nivel_27"/>
-                <w:id w:val="-300027"/>
-                <w14:checkbox>
-                  <w14:checked w14:val="0"/>
-                  <w14:checkedState w14:val="2612" w14:font="MS Gothic"/>
-                  <w14:uncheckedState w14:val="2610" w14:font="MS Gothic"/>
-                </w14:checkbox>
-              </w:sdtPr>
-              <w:sdtContent>
-                <w:r>
-                  <w:rPr>
-                    <w:rFonts w:ascii="MS Gothic" w:hAnsi="MS Gothic"/>
-                    <w:sz w:val="22"/>
-                  </w:rPr>
-                  <w:t>☐</w:t>
-                </w:r>
-              </w:sdtContent>
-            </w:sdt>
-          </w:p>
-        </w:tc>
-        <w:tc>
-          <w:tcPr>
-            <w:tcW w:type="dxa" w:w="3504"/>
-            <w:vAlign w:val="center"/>
-            <w:tcMar>
-              <w:top w:w="32" w:type="dxa"/>
-              <w:start w:w="50" w:type="dxa"/>
-              <w:bottom w:w="32" w:type="dxa"/>
-              <w:end w:w="50" w:type="dxa"/>
-            </w:tcMar>
-          </w:tcPr>
-          <w:p>
-            <w:pPr>
-              <w:spacing w:after="0"/>
-            </w:pPr>
-            <w:r>
-              <w:rPr>
-                <w:rFonts w:ascii="Arial" w:hAnsi="Arial"/>
-                <w:b w:val="0"/>
-                <w:sz w:val="16"/>
-              </w:rPr>
-              <w:t>N3 — 300–399</w:t>
-            </w:r>
-          </w:p>
-        </w:tc>
-        <w:tc>
-          <w:tcPr>
-            <w:tcW w:type="dxa" w:w="3504"/>
-            <w:vAlign w:val="center"/>
-            <w:tcMar>
-              <w:top w:w="32" w:type="dxa"/>
-              <w:start w:w="50" w:type="dxa"/>
-              <w:bottom w:w="32" w:type="dxa"/>
-              <w:end w:w="50" w:type="dxa"/>
-            </w:tcMar>
-          </w:tcPr>
-          <w:p>
-            <w:pPr>
-              <w:spacing w:after="0" w:line="240" w:lineRule="auto"/>
-            </w:pPr>
-            <w:r>
-              <w:rPr>
-                <w:rFonts w:ascii="Aptos" w:hAnsi="Aptos"/>
-                <w:sz w:val="14"/>
-              </w:rPr>
-              <w:t>Define roles, contrato de interfaces y responsabilidades; integra monitor, launch, action client y documentación en una demostración común.</w:t>
-            </w:r>
-          </w:p>
-        </w:tc>
-      </w:tr>
-      <w:tr>
-        <w:trPr>
-          <w:cantSplit/>
-        </w:trPr>
-        <w:tc>
-          <w:tcPr>
-            <w:tcW w:type="dxa" w:w="3504"/>
-            <w:vAlign w:val="center"/>
-            <w:tcMar>
-              <w:top w:w="32" w:type="dxa"/>
-              <w:start w:w="50" w:type="dxa"/>
-              <w:bottom w:w="32" w:type="dxa"/>
-              <w:end w:w="50" w:type="dxa"/>
-            </w:tcMar>
-            <w:shd w:fill="EAF2F8"/>
-          </w:tcPr>
-          <w:p>
-            <w:pPr>
-              <w:spacing w:after="0" w:line="240" w:lineRule="auto"/>
-              <w:jc w:val="center"/>
-            </w:pPr>
-            <w:r>
-              <w:rPr>
-                <w:rFonts w:ascii="Aptos" w:hAnsi="Aptos"/>
-                <w:sz w:val="14"/>
-              </w:rPr>
-            </w:r>
-            <w:sdt>
-              <w:sdtPr>
-                <w:alias w:val="Marcar nivel"/>
-                <w:tag w:val="nivel_28"/>
-                <w:id w:val="-300028"/>
-                <w14:checkbox>
-                  <w14:checked w14:val="0"/>
-                  <w14:checkedState w14:val="2612" w14:font="MS Gothic"/>
-                  <w14:uncheckedState w14:val="2610" w14:font="MS Gothic"/>
-                </w14:checkbox>
-              </w:sdtPr>
-              <w:sdtContent>
-                <w:r>
-                  <w:rPr>
-                    <w:rFonts w:ascii="MS Gothic" w:hAnsi="MS Gothic"/>
-                    <w:sz w:val="22"/>
-                  </w:rPr>
-                  <w:t>☐</w:t>
-                </w:r>
-              </w:sdtContent>
-            </w:sdt>
-          </w:p>
-        </w:tc>
-        <w:tc>
-          <w:tcPr>
-            <w:tcW w:type="dxa" w:w="3504"/>
-            <w:vAlign w:val="center"/>
-            <w:tcMar>
-              <w:top w:w="32" w:type="dxa"/>
-              <w:start w:w="50" w:type="dxa"/>
-              <w:bottom w:w="32" w:type="dxa"/>
-              <w:end w:w="50" w:type="dxa"/>
-            </w:tcMar>
-            <w:shd w:fill="EAF2F8"/>
-          </w:tcPr>
-          <w:p>
-            <w:pPr>
-              <w:spacing w:after="0"/>
-            </w:pPr>
-            <w:r>
-              <w:rPr>
-                <w:rFonts w:ascii="Arial" w:hAnsi="Arial"/>
-                <w:b w:val="0"/>
-                <w:sz w:val="16"/>
-              </w:rPr>
-              <w:t>N2 — 150–299</w:t>
-            </w:r>
-          </w:p>
-        </w:tc>
-        <w:tc>
-          <w:tcPr>
-            <w:tcW w:type="dxa" w:w="3504"/>
-            <w:vAlign w:val="center"/>
-            <w:tcMar>
-              <w:top w:w="32" w:type="dxa"/>
-              <w:start w:w="50" w:type="dxa"/>
-              <w:bottom w:w="32" w:type="dxa"/>
-              <w:end w:w="50" w:type="dxa"/>
-            </w:tcMar>
-            <w:shd w:fill="EAF2F8"/>
-          </w:tcPr>
-          <w:p>
-            <w:pPr>
-              <w:spacing w:after="0" w:line="240" w:lineRule="auto"/>
-            </w:pPr>
-            <w:r>
-              <w:rPr>
-                <w:rFonts w:ascii="Aptos" w:hAnsi="Aptos"/>
-                <w:sz w:val="14"/>
-              </w:rPr>
-              <w:t>La distribución de tareas existe, pero la integración es tardía, las interfaces cambian sin control o las contribuciones son difíciles de verificar.</w:t>
-            </w:r>
-          </w:p>
-        </w:tc>
-      </w:tr>
-      <w:tr>
-        <w:trPr>
-          <w:cantSplit/>
-        </w:trPr>
-        <w:tc>
-          <w:tcPr>
-            <w:tcW w:type="dxa" w:w="3504"/>
-            <w:vAlign w:val="center"/>
-            <w:tcMar>
-              <w:top w:w="32" w:type="dxa"/>
-              <w:start w:w="50" w:type="dxa"/>
-              <w:bottom w:w="32" w:type="dxa"/>
-              <w:end w:w="50" w:type="dxa"/>
-            </w:tcMar>
-          </w:tcPr>
-          <w:p>
-            <w:pPr>
-              <w:spacing w:after="0" w:line="240" w:lineRule="auto"/>
-              <w:jc w:val="center"/>
-            </w:pPr>
-            <w:r>
-              <w:rPr>
-                <w:rFonts w:ascii="Aptos" w:hAnsi="Aptos"/>
-                <w:sz w:val="14"/>
-              </w:rPr>
-            </w:r>
-            <w:sdt>
-              <w:sdtPr>
-                <w:alias w:val="Marcar nivel"/>
-                <w:tag w:val="nivel_29"/>
-                <w:id w:val="-300029"/>
-                <w14:checkbox>
-                  <w14:checked w14:val="0"/>
-                  <w14:checkedState w14:val="2612" w14:font="MS Gothic"/>
-                  <w14:uncheckedState w14:val="2610" w14:font="MS Gothic"/>
-                </w14:checkbox>
-              </w:sdtPr>
-              <w:sdtContent>
-                <w:r>
-                  <w:rPr>
-                    <w:rFonts w:ascii="MS Gothic" w:hAnsi="MS Gothic"/>
-                    <w:sz w:val="22"/>
-                  </w:rPr>
-                  <w:t>☐</w:t>
-                </w:r>
-              </w:sdtContent>
-            </w:sdt>
-          </w:p>
-        </w:tc>
-        <w:tc>
-          <w:tcPr>
-            <w:tcW w:type="dxa" w:w="3504"/>
-            <w:vAlign w:val="center"/>
-            <w:tcMar>
-              <w:top w:w="32" w:type="dxa"/>
-              <w:start w:w="50" w:type="dxa"/>
-              <w:bottom w:w="32" w:type="dxa"/>
-              <w:end w:w="50" w:type="dxa"/>
-            </w:tcMar>
-          </w:tcPr>
-          <w:p>
-            <w:pPr>
-              <w:spacing w:after="0"/>
-            </w:pPr>
-            <w:r>
-              <w:rPr>
-                <w:rFonts w:ascii="Arial" w:hAnsi="Arial"/>
-                <w:b w:val="0"/>
-                <w:sz w:val="16"/>
-              </w:rPr>
-              <w:t>N1 — 0–149</w:t>
-            </w:r>
-          </w:p>
-        </w:tc>
-        <w:tc>
-          <w:tcPr>
-            <w:tcW w:type="dxa" w:w="3504"/>
-            <w:vAlign w:val="center"/>
-            <w:tcMar>
-              <w:top w:w="32" w:type="dxa"/>
-              <w:start w:w="50" w:type="dxa"/>
-              <w:bottom w:w="32" w:type="dxa"/>
-              <w:end w:w="50" w:type="dxa"/>
-            </w:tcMar>
-          </w:tcPr>
-          <w:p>
-            <w:pPr>
-              <w:spacing w:after="0"/>
-            </w:pPr>
-            <w:r>
-              <w:rPr>
-                <w:rFonts w:ascii="Arial" w:hAnsi="Arial"/>
-                <w:b w:val="0"/>
-                <w:sz w:val="16"/>
-              </w:rPr>
-              <w:t>El trabajo se concentra en una persona, no existe evidencia de coordinación técnica o falta la comprobación individual obligatoria.</w:t>
-            </w:r>
-          </w:p>
-        </w:tc>
-      </w:tr>
-    </w:tbl>
-    <w:p>
-      <w:pPr/>
-      <w:r>
-        <w:rPr>
-          <w:rFonts w:ascii="Arial" w:hAnsi="Arial"/>
-          <w:sz w:val="18"/>
-        </w:rPr>
-        <w:t>Nivel C5 marcado: ________    Valor Zubatronic (0–500): ________</w:t>
-      </w:r>
-    </w:p>
-    <w:p>
       <w:r>
         <w:br w:type="page"/>
       </w:r>
@@ -7008,11 +6179,7 @@
     <w:p>
       <w:pPr/>
       <w:r>
-        <w:rPr>
-          <w:rFonts w:ascii="Arial" w:hAnsi="Arial"/>
-          <w:sz w:val="18"/>
-        </w:rPr>
-        <w:t>Capture en Zubatronic el valor exacto de cada criterio. La plataforma calcula: aporte = valor × peso / 100; nota sobre 500 = suma de aportes; nota sobre 5,0 = total / 100. Los valores guía son 500, 450, 350, 250 y 100; sin evidencia obligatoria se registra 0 dentro de N1.</w:t>
+        <w:t>Capture en Zubatronic el valor exacto de cada criterio. La plataforma calcula: aporte = valor × peso / 100; nota sobre 500 = suma de los cuatro aportes; nota sobre 5,0 = total / 100. Los valores guía son 500, 450, 350, 250 y 100; sin evidencia obligatoria se registra 0 dentro de N1.</w:t>
       </w:r>
     </w:p>
     <w:p>
@@ -7227,16 +6394,8 @@
             </w:tcMar>
           </w:tcPr>
           <w:p>
-            <w:pPr>
-              <w:spacing w:after="0" w:line="240" w:lineRule="auto"/>
-              <w:jc w:val="center"/>
-            </w:pPr>
             <w:r>
-              <w:rPr>
-                <w:rFonts w:ascii="Aptos" w:hAnsi="Aptos"/>
-                <w:sz w:val="14"/>
-              </w:rPr>
-              <w:t>35%</w:t>
+              <w:t>40%</w:t>
             </w:r>
           </w:p>
         </w:tc>
@@ -7334,16 +6493,8 @@
             <w:shd w:fill="EAF2F8"/>
           </w:tcPr>
           <w:p>
-            <w:pPr>
-              <w:spacing w:after="0" w:line="240" w:lineRule="auto"/>
-              <w:jc w:val="center"/>
-            </w:pPr>
             <w:r>
-              <w:rPr>
-                <w:rFonts w:ascii="Aptos" w:hAnsi="Aptos"/>
-                <w:sz w:val="14"/>
-              </w:rPr>
-              <w:t>25%</w:t>
+              <w:t>30%</w:t>
             </w:r>
           </w:p>
         </w:tc>
@@ -7631,111 +6782,6 @@
               <w:bottom w:w="32" w:type="dxa"/>
               <w:end w:w="50" w:type="dxa"/>
             </w:tcMar>
-          </w:tcPr>
-          <w:p>
-            <w:pPr>
-              <w:spacing w:after="0" w:line="240" w:lineRule="auto"/>
-            </w:pPr>
-            <w:r>
-              <w:rPr>
-                <w:rFonts w:ascii="Aptos" w:hAnsi="Aptos"/>
-                <w:sz w:val="14"/>
-              </w:rPr>
-              <w:t>C5. Trabajo en equipo</w:t>
-            </w:r>
-          </w:p>
-        </w:tc>
-        <w:tc>
-          <w:tcPr>
-            <w:tcW w:type="dxa" w:w="2102"/>
-            <w:vAlign w:val="center"/>
-            <w:tcMar>
-              <w:top w:w="32" w:type="dxa"/>
-              <w:start w:w="50" w:type="dxa"/>
-              <w:bottom w:w="32" w:type="dxa"/>
-              <w:end w:w="50" w:type="dxa"/>
-            </w:tcMar>
-          </w:tcPr>
-          <w:p>
-            <w:pPr>
-              <w:spacing w:after="0" w:line="240" w:lineRule="auto"/>
-              <w:jc w:val="center"/>
-            </w:pPr>
-            <w:r>
-              <w:rPr>
-                <w:rFonts w:ascii="Aptos" w:hAnsi="Aptos"/>
-                <w:sz w:val="14"/>
-              </w:rPr>
-              <w:t>10%</w:t>
-            </w:r>
-          </w:p>
-        </w:tc>
-        <w:tc>
-          <w:tcPr>
-            <w:tcW w:type="dxa" w:w="2102"/>
-            <w:vAlign w:val="center"/>
-            <w:tcMar>
-              <w:top w:w="32" w:type="dxa"/>
-              <w:start w:w="50" w:type="dxa"/>
-              <w:bottom w:w="32" w:type="dxa"/>
-              <w:end w:w="50" w:type="dxa"/>
-            </w:tcMar>
-          </w:tcPr>
-          <w:p>
-            <w:pPr>
-              <w:spacing w:after="0" w:line="240" w:lineRule="auto"/>
-            </w:pPr>
-          </w:p>
-        </w:tc>
-        <w:tc>
-          <w:tcPr>
-            <w:tcW w:type="dxa" w:w="2102"/>
-            <w:vAlign w:val="center"/>
-            <w:tcMar>
-              <w:top w:w="32" w:type="dxa"/>
-              <w:start w:w="50" w:type="dxa"/>
-              <w:bottom w:w="32" w:type="dxa"/>
-              <w:end w:w="50" w:type="dxa"/>
-            </w:tcMar>
-          </w:tcPr>
-          <w:p>
-            <w:pPr>
-              <w:spacing w:after="0" w:line="240" w:lineRule="auto"/>
-            </w:pPr>
-          </w:p>
-        </w:tc>
-        <w:tc>
-          <w:tcPr>
-            <w:tcW w:type="dxa" w:w="2102"/>
-            <w:vAlign w:val="center"/>
-            <w:tcMar>
-              <w:top w:w="32" w:type="dxa"/>
-              <w:start w:w="50" w:type="dxa"/>
-              <w:bottom w:w="32" w:type="dxa"/>
-              <w:end w:w="50" w:type="dxa"/>
-            </w:tcMar>
-          </w:tcPr>
-          <w:p>
-            <w:pPr>
-              <w:spacing w:after="0" w:line="240" w:lineRule="auto"/>
-            </w:pPr>
-          </w:p>
-        </w:tc>
-      </w:tr>
-      <w:tr>
-        <w:trPr>
-          <w:cantSplit/>
-        </w:trPr>
-        <w:tc>
-          <w:tcPr>
-            <w:tcW w:type="dxa" w:w="2102"/>
-            <w:vAlign w:val="center"/>
-            <w:tcMar>
-              <w:top w:w="32" w:type="dxa"/>
-              <w:start w:w="50" w:type="dxa"/>
-              <w:bottom w:w="32" w:type="dxa"/>
-              <w:end w:w="50" w:type="dxa"/>
-            </w:tcMar>
             <w:shd w:fill="EAF2F8"/>
           </w:tcPr>
           <w:p>
@@ -7949,337 +6995,6 @@
         </w:tc>
       </w:tr>
     </w:tbl>
-    <w:tbl>
-      <w:tblPr>
-        <w:tblStyle w:val="TableGrid"/>
-        <w:tblW w:type="auto" w:w="0"/>
-        <w:jc w:val="center"/>
-        <w:tblLayout w:type="autofit"/>
-        <w:tblLook w:firstColumn="1" w:firstRow="1" w:lastColumn="0" w:lastRow="0" w:noHBand="0" w:noVBand="1" w:val="04A0"/>
-      </w:tblPr>
-      <w:tblGrid>
-        <w:gridCol w:w="5256"/>
-        <w:gridCol w:w="5256"/>
-      </w:tblGrid>
-      <w:tr>
-        <w:trPr>
-          <w:cantSplit/>
-          <w:tblHeader w:val="true"/>
-        </w:trPr>
-        <w:tc>
-          <w:tcPr>
-            <w:tcW w:type="dxa" w:w="5256"/>
-            <w:vAlign w:val="center"/>
-            <w:tcMar>
-              <w:top w:w="45" w:type="dxa"/>
-              <w:start w:w="50" w:type="dxa"/>
-              <w:bottom w:w="45" w:type="dxa"/>
-              <w:end w:w="50" w:type="dxa"/>
-            </w:tcMar>
-            <w:shd w:fill="1F4E78"/>
-          </w:tcPr>
-          <w:p>
-            <w:pPr>
-              <w:spacing w:after="0" w:line="240" w:lineRule="auto"/>
-            </w:pPr>
-            <w:r>
-              <w:rPr>
-                <w:rFonts w:ascii="Aptos" w:hAnsi="Aptos"/>
-                <w:b/>
-                <w:color w:val="FFFFFF"/>
-                <w:sz w:val="16"/>
-              </w:rPr>
-              <w:t>Resultado complementario</w:t>
-            </w:r>
-          </w:p>
-        </w:tc>
-        <w:tc>
-          <w:tcPr>
-            <w:tcW w:type="dxa" w:w="5256"/>
-            <w:vAlign w:val="center"/>
-            <w:tcMar>
-              <w:top w:w="45" w:type="dxa"/>
-              <w:start w:w="50" w:type="dxa"/>
-              <w:bottom w:w="45" w:type="dxa"/>
-              <w:end w:w="50" w:type="dxa"/>
-            </w:tcMar>
-            <w:shd w:fill="1F4E78"/>
-          </w:tcPr>
-          <w:p>
-            <w:pPr>
-              <w:spacing w:after="0" w:line="240" w:lineRule="auto"/>
-            </w:pPr>
-            <w:r>
-              <w:rPr>
-                <w:rFonts w:ascii="Aptos" w:hAnsi="Aptos"/>
-                <w:b/>
-                <w:color w:val="FFFFFF"/>
-                <w:sz w:val="16"/>
-              </w:rPr>
-              <w:t>Registro</w:t>
-            </w:r>
-          </w:p>
-        </w:tc>
-      </w:tr>
-      <w:tr>
-        <w:trPr>
-          <w:cantSplit/>
-        </w:trPr>
-        <w:tc>
-          <w:tcPr>
-            <w:tcW w:type="dxa" w:w="5256"/>
-            <w:vAlign w:val="center"/>
-            <w:tcMar>
-              <w:top w:w="45" w:type="dxa"/>
-              <w:start w:w="50" w:type="dxa"/>
-              <w:bottom w:w="45" w:type="dxa"/>
-              <w:end w:w="50" w:type="dxa"/>
-            </w:tcMar>
-          </w:tcPr>
-          <w:p>
-            <w:pPr>
-              <w:spacing w:after="0"/>
-            </w:pPr>
-            <w:r>
-              <w:rPr>
-                <w:rFonts w:ascii="Arial" w:hAnsi="Arial"/>
-                <w:b w:val="0"/>
-                <w:sz w:val="16"/>
-              </w:rPr>
-              <w:t>Criterios en N3 o superior</w:t>
-            </w:r>
-          </w:p>
-        </w:tc>
-        <w:tc>
-          <w:tcPr>
-            <w:tcW w:type="dxa" w:w="5256"/>
-            <w:vAlign w:val="center"/>
-            <w:tcMar>
-              <w:top w:w="45" w:type="dxa"/>
-              <w:start w:w="50" w:type="dxa"/>
-              <w:bottom w:w="45" w:type="dxa"/>
-              <w:end w:w="50" w:type="dxa"/>
-            </w:tcMar>
-          </w:tcPr>
-          <w:p>
-            <w:pPr>
-              <w:spacing w:after="0"/>
-            </w:pPr>
-            <w:r>
-              <w:rPr>
-                <w:rFonts w:ascii="Arial" w:hAnsi="Arial"/>
-                <w:b w:val="0"/>
-                <w:sz w:val="16"/>
-              </w:rPr>
-            </w:r>
-          </w:p>
-        </w:tc>
-      </w:tr>
-      <w:tr>
-        <w:trPr>
-          <w:cantSplit/>
-        </w:trPr>
-        <w:tc>
-          <w:tcPr>
-            <w:tcW w:type="dxa" w:w="5256"/>
-            <w:vAlign w:val="center"/>
-            <w:tcMar>
-              <w:top w:w="45" w:type="dxa"/>
-              <w:start w:w="50" w:type="dxa"/>
-              <w:bottom w:w="45" w:type="dxa"/>
-              <w:end w:w="50" w:type="dxa"/>
-            </w:tcMar>
-            <w:shd w:fill="EAF2F8"/>
-          </w:tcPr>
-          <w:p>
-            <w:pPr>
-              <w:spacing w:after="0"/>
-            </w:pPr>
-            <w:r>
-              <w:rPr>
-                <w:rFonts w:ascii="Arial" w:hAnsi="Arial"/>
-                <w:b w:val="0"/>
-                <w:sz w:val="16"/>
-              </w:rPr>
-              <w:t>Criterios por debajo de N3</w:t>
-            </w:r>
-          </w:p>
-        </w:tc>
-        <w:tc>
-          <w:tcPr>
-            <w:tcW w:type="dxa" w:w="5256"/>
-            <w:vAlign w:val="center"/>
-            <w:tcMar>
-              <w:top w:w="45" w:type="dxa"/>
-              <w:start w:w="50" w:type="dxa"/>
-              <w:bottom w:w="45" w:type="dxa"/>
-              <w:end w:w="50" w:type="dxa"/>
-            </w:tcMar>
-            <w:shd w:fill="EAF2F8"/>
-          </w:tcPr>
-          <w:p>
-            <w:pPr>
-              <w:spacing w:after="0"/>
-            </w:pPr>
-            <w:r>
-              <w:rPr>
-                <w:rFonts w:ascii="Arial" w:hAnsi="Arial"/>
-                <w:b w:val="0"/>
-                <w:sz w:val="16"/>
-              </w:rPr>
-            </w:r>
-          </w:p>
-        </w:tc>
-      </w:tr>
-      <w:tr>
-        <w:trPr>
-          <w:cantSplit/>
-        </w:trPr>
-        <w:tc>
-          <w:tcPr>
-            <w:tcW w:type="dxa" w:w="5256"/>
-            <w:vAlign w:val="center"/>
-            <w:tcMar>
-              <w:top w:w="45" w:type="dxa"/>
-              <w:start w:w="50" w:type="dxa"/>
-              <w:bottom w:w="45" w:type="dxa"/>
-              <w:end w:w="50" w:type="dxa"/>
-            </w:tcMar>
-          </w:tcPr>
-          <w:p>
-            <w:pPr>
-              <w:spacing w:after="0"/>
-            </w:pPr>
-            <w:r>
-              <w:rPr>
-                <w:rFonts w:ascii="Arial" w:hAnsi="Arial"/>
-                <w:b w:val="0"/>
-                <w:sz w:val="16"/>
-              </w:rPr>
-              <w:t>Fortalezas observadas</w:t>
-            </w:r>
-          </w:p>
-        </w:tc>
-        <w:tc>
-          <w:tcPr>
-            <w:tcW w:type="dxa" w:w="5256"/>
-            <w:vAlign w:val="center"/>
-            <w:tcMar>
-              <w:top w:w="45" w:type="dxa"/>
-              <w:start w:w="50" w:type="dxa"/>
-              <w:bottom w:w="45" w:type="dxa"/>
-              <w:end w:w="50" w:type="dxa"/>
-            </w:tcMar>
-          </w:tcPr>
-          <w:p>
-            <w:pPr>
-              <w:spacing w:after="0"/>
-            </w:pPr>
-            <w:r>
-              <w:rPr>
-                <w:rFonts w:ascii="Arial" w:hAnsi="Arial"/>
-                <w:b w:val="0"/>
-                <w:sz w:val="16"/>
-              </w:rPr>
-            </w:r>
-          </w:p>
-        </w:tc>
-      </w:tr>
-      <w:tr>
-        <w:trPr>
-          <w:cantSplit/>
-        </w:trPr>
-        <w:tc>
-          <w:tcPr>
-            <w:tcW w:type="dxa" w:w="5256"/>
-            <w:vAlign w:val="center"/>
-            <w:tcMar>
-              <w:top w:w="45" w:type="dxa"/>
-              <w:start w:w="50" w:type="dxa"/>
-              <w:bottom w:w="45" w:type="dxa"/>
-              <w:end w:w="50" w:type="dxa"/>
-            </w:tcMar>
-            <w:shd w:fill="EAF2F8"/>
-          </w:tcPr>
-          <w:p>
-            <w:pPr>
-              <w:spacing w:after="0"/>
-            </w:pPr>
-            <w:r>
-              <w:rPr>
-                <w:rFonts w:ascii="Arial" w:hAnsi="Arial"/>
-                <w:b w:val="0"/>
-                <w:sz w:val="16"/>
-              </w:rPr>
-              <w:t>Mejora prioritaria</w:t>
-            </w:r>
-          </w:p>
-        </w:tc>
-        <w:tc>
-          <w:tcPr>
-            <w:tcW w:type="dxa" w:w="5256"/>
-            <w:vAlign w:val="center"/>
-            <w:tcMar>
-              <w:top w:w="45" w:type="dxa"/>
-              <w:start w:w="50" w:type="dxa"/>
-              <w:bottom w:w="45" w:type="dxa"/>
-              <w:end w:w="50" w:type="dxa"/>
-            </w:tcMar>
-            <w:shd w:fill="EAF2F8"/>
-          </w:tcPr>
-          <w:p>
-            <w:pPr>
-              <w:spacing w:after="0"/>
-            </w:pPr>
-            <w:r>
-              <w:rPr>
-                <w:rFonts w:ascii="Arial" w:hAnsi="Arial"/>
-                <w:b w:val="0"/>
-                <w:sz w:val="16"/>
-              </w:rPr>
-            </w:r>
-          </w:p>
-        </w:tc>
-      </w:tr>
-      <w:tr>
-        <w:tc>
-          <w:tcPr>
-            <w:tcW w:type="dxa" w:w="5256"/>
-          </w:tcPr>
-          <w:p>
-            <w:pPr>
-              <w:spacing w:after="0"/>
-            </w:pPr>
-            <w:r>
-              <w:rPr>
-                <w:rFonts w:ascii="Arial" w:hAnsi="Arial"/>
-                <w:b w:val="0"/>
-                <w:sz w:val="16"/>
-              </w:rPr>
-              <w:t>Evidencia individual verificada</w:t>
-            </w:r>
-          </w:p>
-        </w:tc>
-        <w:tc>
-          <w:tcPr>
-            <w:tcW w:type="dxa" w:w="5256"/>
-          </w:tcPr>
-          <w:p>
-            <w:pPr>
-              <w:spacing w:after="0"/>
-            </w:pPr>
-            <w:r>
-              <w:rPr>
-                <w:rFonts w:ascii="Arial" w:hAnsi="Arial"/>
-                <w:b w:val="0"/>
-                <w:sz w:val="16"/>
-              </w:rPr>
-              <w:t>Sí ☐ / No ☐</w:t>
-            </w:r>
-          </w:p>
-        </w:tc>
-      </w:tr>
-    </w:tbl>
     <w:p>
       <w:pPr>
         <w:pStyle w:val="Heading1"/>
@@ -8318,11 +7033,7 @@
     <w:p>
       <w:pPr/>
       <w:r>
-        <w:rPr>
-          <w:rFonts w:ascii="Arial" w:hAnsi="Arial"/>
-          <w:sz w:val="18"/>
-        </w:rPr>
-        <w:t>Este instrumento genera E₁ y los resultados desagregados por criterio. T₁ y L₁ provienen de sus instrumentos respectivos; Zubatronic consolida los reportes RAE/SO a partir de la captura por estudiante.</w:t>
+        <w:t>Esta plantilla genera E₁ y las puntuaciones grupales desagregadas por criterio. T₁ y L₁ provienen de sus instrumentos respectivos. La organización por RAE/SO facilita una consolidación posterior, pero esta plantilla no calcula porcentajes de logro, no interpreta resultados y no documenta acciones de mejora.</w:t>
       </w:r>
     </w:p>
     <w:p>
